--- a/docs/handovers/COMPETITOR-PARITY-STATUS.docx
+++ b/docs/handovers/COMPETITOR-PARITY-STATUS.docx
@@ -463,7 +463,7 @@
           </w:tcPr>
           <w:p>
             <w:r>
-              <w:t>MISSING</w:t>
+              <w:t>BUILT</w:t>
             </w:r>
           </w:p>
         </w:tc>
@@ -473,7 +473,7 @@
           </w:tcPr>
           <w:p>
             <w:r>
-              <w:t>No endpoint and no UI on either side</w:t>
+              <w:t>LeadForm + /public/lead-forms; /crm/lead-forms and /enquiry/[key]; lead-capture-doors e2e (8 tests)</w:t>
             </w:r>
           </w:p>
         </w:tc>
@@ -483,7 +483,7 @@
           </w:tcPr>
           <w:p>
             <w:r>
-              <w:t>None. This is a build.</w:t>
+              <w:t>None</w:t>
             </w:r>
           </w:p>
         </w:tc>
@@ -547,7 +547,7 @@
           </w:tcPr>
           <w:p>
             <w:r>
-              <w:t>MISSING</w:t>
+              <w:t>BUILT</w:t>
             </w:r>
           </w:p>
         </w:tc>
@@ -557,7 +557,7 @@
           </w:tcPr>
           <w:p>
             <w:r>
-              <w:t>Organic threads deliberately create no lead; no explicit convert action exists</w:t>
+              <w:t>ConversationsService.convertToLead; lead-capture-doors e2e (5 tests)</w:t>
             </w:r>
           </w:p>
         </w:tc>
@@ -567,7 +567,7 @@
           </w:tcPr>
           <w:p>
             <w:r>
-              <w:t>None. This is a build.</w:t>
+              <w:t>None</w:t>
             </w:r>
           </w:p>
         </w:tc>
@@ -589,7 +589,7 @@
           </w:tcPr>
           <w:p>
             <w:r>
-              <w:t>MISSING</w:t>
+              <w:t>BUILT</w:t>
             </w:r>
           </w:p>
         </w:tc>
@@ -599,7 +599,7 @@
           </w:tcPr>
           <w:p>
             <w:r>
-              <w:t>Import engine creates and updates Party only</w:t>
+              <w:t>LeadIntakeService.openLeadsForImportBatch; new LeadSource.imported; lead-capture-doors e2e (4 tests)</w:t>
             </w:r>
           </w:p>
         </w:tc>
@@ -609,7 +609,7 @@
           </w:tcPr>
           <w:p>
             <w:r>
-              <w:t>None. This is a build.</w:t>
+              <w:t>None</w:t>
             </w:r>
           </w:p>
         </w:tc>
@@ -832,7 +832,7 @@
           </w:tcPr>
           <w:p>
             <w:r>
-              <w:t>MISSING</w:t>
+              <w:t>BUILT</w:t>
             </w:r>
           </w:p>
         </w:tc>
@@ -842,7 +842,7 @@
           </w:tcPr>
           <w:p>
             <w:r>
-              <w:t>ai-responder stores a draft and stops: “Nothing here delivers a message.” autoSendEnabled exists and is deliberately unimplemented.</w:t>
+              <w:t>ConversationAiGate.maybeAutoSend + OmnichannelService.queueAiReply; ai-auto-reply e2e (16 tests)</w:t>
             </w:r>
           </w:p>
         </w:tc>
@@ -852,7 +852,7 @@
           </w:tcPr>
           <w:p>
             <w:r>
-              <w:t>A product decision, plus WhatsApp window and template rules verified against a live provider</w:t>
+              <w:t>An AI provider key, and a tenant deliberately switching it on. Never live-verified against a real provider.</w:t>
             </w:r>
           </w:p>
         </w:tc>
@@ -2291,6 +2291,61 @@
         <w:t>This is an audit, not a completion report. It was produced before the bulk of the twelve-phase parity programme was attempted, precisely so that programme can be sequenced against evidence instead of against a feature list. Two items in it moved to BUILT on 10 September (the ad-click backfill and the Meta lead fair queue); everything else is reported as it was found.</w:t>
       </w:r>
     </w:p>
+    <w:p>
+      <w:pPr>
+        <w:pStyle w:val="Heading1"/>
+      </w:pPr>
+      <w:r>
+        <w:t>Revision — 10 September 2026, later the same day</w:t>
+      </w:r>
+    </w:p>
+    <w:p>
+      <w:r>
+        <w:t>Four capabilities moved to BUILT after this audit was written. They are updated in the tables above; this note records that they changed rather than having been found that way, so the audit stays honest about its own history.</w:t>
+      </w:r>
+    </w:p>
+    <w:p>
+      <w:pPr>
+        <w:pStyle w:val="ListBullet"/>
+      </w:pPr>
+      <w:r>
+        <w:t>Website form on the customer’s own site</w:t>
+      </w:r>
+    </w:p>
+    <w:p>
+      <w:pPr>
+        <w:pStyle w:val="ListBullet"/>
+      </w:pPr>
+      <w:r>
+        <w:t>Organic WhatsApp “Convert to lead” action</w:t>
+      </w:r>
+    </w:p>
+    <w:p>
+      <w:pPr>
+        <w:pStyle w:val="ListBullet"/>
+      </w:pPr>
+      <w:r>
+        <w:t>Import can optionally create leads, not just customers</w:t>
+      </w:r>
+    </w:p>
+    <w:p>
+      <w:pPr>
+        <w:pStyle w:val="ListBullet"/>
+      </w:pPr>
+      <w:r>
+        <w:t>AI replies to the customer on its own</w:t>
+      </w:r>
+    </w:p>
+    <w:p>
+      <w:r>
+        <w:t>Current split: 23 BUILT, 5 MISSING, 4 FIXTURE, 3 PARTIAL, 2 LIVE, 1 BLOCKED.</w:t>
+      </w:r>
+    </w:p>
+    <w:p>
+      <w:r>
+        <w:t>The autonomous assistant is BUILT in the sense that the code, the gates and the tests exist and a tenant can switch it on. It has never sent a message through a real AI provider to a real customer, because no provider key has ever been configured. Do not describe it as proven.</w:t>
+      </w:r>
+    </w:p>
     <w:sectPr>
       <w:pgSz w:w="12240" w:h="15840"/>
       <w:pgMar w:top="1440" w:right="1800" w:bottom="1440" w:left="1800" w:header="720" w:footer="720" w:gutter="0"/>
